--- a/report/CS4782_Final_Report_Team78.docx
+++ b/report/CS4782_Final_Report_Team78.docx
@@ -287,7 +287,7 @@
           <w:rFonts w:ascii="Times New Roman" w:cs="Times New Roman" w:eastAsia="Times New Roman" w:hAnsi="Times New Roman"/>
           <w:rtl w:val="0"/>
         </w:rPr>
-        <w:t xml:space="preserve">We re-implemented ToT's DFS-based crossword solver using Gemini 3.1. Each thought fills a single word clue. The solver translates filled words into letter constraints and prompts the LM five times for candidate words with confidence levels, aggregated into a priority queue. For state evaluation, each remaining clue is assessed as sure/maybe/impossible, and if any is deemed impossible the subtree is pruned and DFS backtracks. We used the same 20 puzzles (indices 1, 6, …, 96) from GooBix[7], averaging up to 5 runs, measuring letter, word, and game accuracy. We ran the full ablation suite (-prune, -backtrack, +best state) and extended with three call shapes (unbatched/half/full batch) and four evaluator modes (basic, focused with optional top-K, verified, and a per-puzzle value cache).</w:t>
+        <w:t xml:space="preserve">We re-implemented ToT's DFS-based crossword solver using Gemini 3.1. Each thought fills a single word clue. The solver translates filled words into letter constraints and prompts the LM five times for candidate words with confidence levels, aggregated into a priority queue. For state evaluation, each remaining clue is assessed as sure/maybe/impossible, and if any is deemed impossible, the subtree is pruned and DFS backtracks. We used the same 20 puzzles (indices 1, 6, …, 96) from GooBix[7], averaging up to 5 runs, measuring letter, word, and game accuracy. We ran the full ablation suite (-prune, -backtrack, +best state) and extended with three call shapes (unbatched/half/full batch) and four evaluator modes (basic, focused with optional top-K, verified, and a per-puzzle value cache).</w:t>
       </w:r>
     </w:p>
     <w:p>
@@ -349,7 +349,7 @@
       </w:r>
       <w:sdt>
         <w:sdtPr>
-          <w:id w:val="-1617049370"/>
+          <w:id w:val="351467383"/>
           <w:tag w:val="goog_rdk_0"/>
         </w:sdtPr>
         <w:sdtContent>
@@ -370,7 +370,9 @@
     </w:p>
     <w:p>
       <w:pPr>
-        <w:rPr/>
+        <w:rPr>
+          <w:rFonts w:ascii="Times New Roman" w:cs="Times New Roman" w:eastAsia="Times New Roman" w:hAnsi="Times New Roman"/>
+        </w:rPr>
       </w:pPr>
       <w:r>
         <w:rPr>
@@ -381,18 +383,21 @@
         </w:rPr>
         <w:t xml:space="preserve">Mini Crosswords. </w:t>
       </w:r>
-      <w:r>
-        <w:rPr>
-          <w:rFonts w:ascii="Times New Roman" w:cs="Times New Roman" w:eastAsia="Times New Roman" w:hAnsi="Times New Roman"/>
-          <w:rtl w:val="0"/>
-        </w:rPr>
-        <w:t xml:space="preserve">Gemini 3.1 closely matches GPT-4: IO 45.4% letter / 18.3% word (vs. 38.7% / 14.0%), CoT 38.8% / 15.0% (vs. 40.6% / 15.6%), unbatched ToT 76.6% / 59.1% / 35.0% game vs. paper 78.0% / 60.0% / 20.0% — nearly 2× game (Table 2). Ablations: −backtrack collapses to 5.0% game in 3.6 steps (vs. 23.7), −prune drops to 17.5%, but +best-state adds zero (35.0% → 35.0%) — unlike the paper, Gemini’s DFS commits cleanly to the gold grid rather than walking past it. For the batching extension (Figure 5), full batching cuts calls 65% for an 11pp game drop (35.0% → 24.0%); half batching is dominated (25.0% game) despite the highest letter accuracy (77.6%). Focused candidate-level verdicts (Figure 4) strictly Pareto-dominate basic at both levels: full_focused 27.5% / 118 calls, half_focused_k7 36.2% / 421 calls. An unbatched value cache is the new Pareto leader: 40.0% game / 347 calls / −23% runtime (Table 3, Table 4). Verified regressed every focused configuration.</w:t>
-      </w:r>
-      <w:r>
-        <w:rPr>
-          <w:rtl w:val="0"/>
-        </w:rPr>
-      </w:r>
+      <w:sdt>
+        <w:sdtPr>
+          <w:id w:val="2062283468"/>
+          <w:tag w:val="goog_rdk_1"/>
+        </w:sdtPr>
+        <w:sdtContent>
+          <w:r>
+            <w:rPr>
+              <w:rFonts w:ascii="Gungsuh" w:cs="Gungsuh" w:eastAsia="Gungsuh" w:hAnsi="Gungsuh"/>
+              <w:rtl w:val="0"/>
+            </w:rPr>
+            <w:t xml:space="preserve">Gemini 3.1 closely matches GPT-4: IO 45.4% letter / 18.3% word (vs. 38.7% / 14.0%), CoT 38.8% / 15.0% (vs. 40.6% / 15.6%), unbatched ToT 76.6% / 59.1% / 35.0% game vs. paper 78.0% / 60.0% / 20.0% — nearly 2× game (Table 2). Ablations: −backtrack collapses to 5.0% game in 3.6 steps (vs. 23.7), −prune drops to 17.5%, but +best-state adds zero (35.0% → 35.0%) — unlike the paper, Gemini’s DFS commits cleanly to the gold grid rather than walking past it. For the batching extension (Figure 5), full batching cuts calls by 65% for an 11pp game drop (35.0% → 24.0%); half batching is dominated (25.0% game) despite the highest letter accuracy (77.6%). Focused candidate-level verdicts (Figure 4) strictly dominate basic at both levels: full focused 27.5% / 118 calls, half focused k7 36.2% / 421 calls. An unbatched value cache wins through regularization and ibecones the accuracy leader: 40.0% game / 347 calls / −23% runtime (Table 3, Table 4). Verified regressed every focused configuration, as it un-kills focused’s high-precision pruning decisions.</w:t>
+          </w:r>
+        </w:sdtContent>
+      </w:sdt>
     </w:p>
     <w:p>
       <w:pPr>
@@ -466,6 +471,29 @@
     </w:p>
     <w:p>
       <w:pPr>
+        <w:rPr>
+          <w:rFonts w:ascii="Times New Roman" w:cs="Times New Roman" w:eastAsia="Times New Roman" w:hAnsi="Times New Roman"/>
+        </w:rPr>
+      </w:pPr>
+      <w:r>
+        <w:rPr>
+          <w:rFonts w:ascii="Times New Roman" w:cs="Times New Roman" w:eastAsia="Times New Roman" w:hAnsi="Times New Roman"/>
+          <w:b w:val="1"/>
+          <w:bCs w:val="1"/>
+          <w:rtl w:val="0"/>
+        </w:rPr>
+        <w:t xml:space="preserve">Mini Crosswords. </w:t>
+      </w:r>
+      <w:r>
+        <w:rPr>
+          <w:rFonts w:ascii="Times New Roman" w:cs="Times New Roman" w:eastAsia="Times New Roman" w:hAnsi="Times New Roman"/>
+          <w:rtl w:val="0"/>
+        </w:rPr>
+        <w:t xml:space="preserve">Crosswords confirmed backtracking as ToT’s primary engine; without it the solver collapses to greedy filling. The zero +best-state gap is the more interesting finding: unlike the paper, Gemini’s DFS commits cleanly to the gold grid rather than walking past it. Focused candidate-level verdicts Pareto-dominate per-clue scoring at both batch levels, and an unbatched value cache was the cheapest accuracy win in the study by regularizing noisy gold-prompt verdicts across siblings; verified, conversely, backfired.</w:t>
+      </w:r>
+    </w:p>
+    <w:p>
+      <w:pPr>
         <w:rPr/>
       </w:pPr>
       <w:r>
@@ -475,32 +503,6 @@
           <w:bCs w:val="1"/>
           <w:rtl w:val="0"/>
         </w:rPr>
-        <w:t xml:space="preserve">Mini Crosswords. </w:t>
-      </w:r>
-      <w:r>
-        <w:rPr>
-          <w:rFonts w:ascii="Times New Roman" w:cs="Times New Roman" w:eastAsia="Times New Roman" w:hAnsi="Times New Roman"/>
-          <w:rtl w:val="0"/>
-        </w:rPr>
-        <w:t xml:space="preserve">Crosswords confirmed backtracking as ToT’s primary engine; without it the solver collapses to greedy filling. The zero +best-state gap shows Gemini’s DFS commits cleanly to the gold grid. Focused candidate-level verdicts Pareto-dominate per-clue scoring on both batch levels, and an unbatched value cache was the cheapest accuracy win in the study.</w:t>
-      </w:r>
-      <w:r>
-        <w:rPr>
-          <w:rtl w:val="0"/>
-        </w:rPr>
-      </w:r>
-    </w:p>
-    <w:p>
-      <w:pPr>
-        <w:rPr/>
-      </w:pPr>
-      <w:r>
-        <w:rPr>
-          <w:rFonts w:ascii="Times New Roman" w:cs="Times New Roman" w:eastAsia="Times New Roman" w:hAnsi="Times New Roman"/>
-          <w:b w:val="1"/>
-          <w:bCs w:val="1"/>
-          <w:rtl w:val="0"/>
-        </w:rPr>
         <w:t xml:space="preserve">Creative Writing. </w:t>
       </w:r>
       <w:r>
@@ -518,7 +520,9 @@
     </w:p>
     <w:p>
       <w:pPr>
-        <w:rPr/>
+        <w:rPr>
+          <w:rFonts w:ascii="Times New Roman" w:cs="Times New Roman" w:eastAsia="Times New Roman" w:hAnsi="Times New Roman"/>
+        </w:rPr>
         <w:sectPr>
           <w:pgSz w:h="15840" w:w="12240" w:orient="portrait"/>
           <w:pgMar w:bottom="1152" w:top="1152" w:left="1152" w:right="1152" w:header="708" w:footer="708"/>
@@ -534,18 +538,21 @@
         </w:rPr>
         <w:t xml:space="preserve">Cross-task synthesis. </w:t>
       </w:r>
-      <w:r>
-        <w:rPr>
-          <w:rFonts w:ascii="Times New Roman" w:cs="Times New Roman" w:eastAsia="Times New Roman" w:hAnsi="Times New Roman"/>
-          <w:rtl w:val="0"/>
-        </w:rPr>
-        <w:t xml:space="preserve">Across all three tasks, ToT’s value decomposes into (1) the search structure (BFS/DFS with backtracking) and (2) the evaluation mechanism. For constrained tasks (Game of 24, Crosswords), search dominates, and backtracking and pruning are essential. For open-ended tasks (Creative Writing), evaluation dominates, and independent scoring outperforms voting. Future ToT implementations should match evaluation strategy to task type. With more time, we would combine focused verdicts with the cache for crosswords and fine-tune a small evaluator to reduce Game of 24 costs. Total cost: ~$15.</w:t>
-      </w:r>
-      <w:r>
-        <w:rPr>
-          <w:rtl w:val="0"/>
-        </w:rPr>
-      </w:r>
+      <w:sdt>
+        <w:sdtPr>
+          <w:id w:val="-1403978430"/>
+          <w:tag w:val="goog_rdk_2"/>
+        </w:sdtPr>
+        <w:sdtContent>
+          <w:r>
+            <w:rPr>
+              <w:rFonts w:ascii="Gungsuh" w:cs="Gungsuh" w:eastAsia="Gungsuh" w:hAnsi="Gungsuh"/>
+              <w:rtl w:val="0"/>
+            </w:rPr>
+            <w:t xml:space="preserve">Across all three tasks, ToT’s value decomposes into (1) the search structure (BFS/DFS with back-tracking) and (2) the evaluation mechanism. For constrained tasks (Game of 24, Crosswords), search dominates, and backtracking and pruning are essential. For open-ended tasks (Creative Writing), evaluation dominates, and independent scoring outperforms voting. Future ToT implementations should match the evaluation strategy to task type. With more time, we would combine focused verdicts with the cache for crosswords and fine-tune a small evaluator to reduce Game of 24 costs. Total cost: ∼$15.</w:t>
+          </w:r>
+        </w:sdtContent>
+      </w:sdt>
     </w:p>
     <w:p>
       <w:pPr>
@@ -610,12 +617,12 @@
           <wp:inline distB="0" distT="0" distL="0" distR="0">
             <wp:extent cx="5324475" cy="2191186"/>
             <wp:effectExtent b="0" l="0" r="0" t="0"/>
-            <wp:docPr id="2" name="image5.png"/>
+            <wp:docPr id="2" name="image6.png"/>
             <a:graphic>
               <a:graphicData uri="http://schemas.openxmlformats.org/drawingml/2006/picture">
                 <pic:pic>
                   <pic:nvPicPr>
-                    <pic:cNvPr id="0" name="image5.png"/>
+                    <pic:cNvPr id="0" name="image6.png"/>
                     <pic:cNvPicPr preferRelativeResize="0"/>
                   </pic:nvPicPr>
                   <pic:blipFill>
@@ -694,12 +701,12 @@
           <wp:inline distB="0" distT="0" distL="0" distR="0">
             <wp:extent cx="2176463" cy="2133953"/>
             <wp:effectExtent b="0" l="0" r="0" t="0"/>
-            <wp:docPr id="4" name="image1.png"/>
+            <wp:docPr id="5" name="image7.png"/>
             <a:graphic>
               <a:graphicData uri="http://schemas.openxmlformats.org/drawingml/2006/picture">
                 <pic:pic>
                   <pic:nvPicPr>
-                    <pic:cNvPr id="0" name="image1.png"/>
+                    <pic:cNvPr id="0" name="image7.png"/>
                     <pic:cNvPicPr preferRelativeResize="0"/>
                   </pic:nvPicPr>
                   <pic:blipFill>
@@ -778,12 +785,12 @@
           <wp:inline distB="0" distT="0" distL="0" distR="0">
             <wp:extent cx="2243138" cy="1816272"/>
             <wp:effectExtent b="0" l="0" r="0" t="0"/>
-            <wp:docPr id="3" name="image8.png"/>
+            <wp:docPr id="4" name="image5.png"/>
             <a:graphic>
               <a:graphicData uri="http://schemas.openxmlformats.org/drawingml/2006/picture">
                 <pic:pic>
                   <pic:nvPicPr>
-                    <pic:cNvPr id="0" name="image8.png"/>
+                    <pic:cNvPr id="0" name="image5.png"/>
                     <pic:cNvPicPr preferRelativeResize="0"/>
                   </pic:nvPicPr>
                   <pic:blipFill>
@@ -899,10 +906,262 @@
           <w:rFonts w:ascii="Times New Roman" w:cs="Times New Roman" w:eastAsia="Times New Roman" w:hAnsi="Times New Roman"/>
         </w:rPr>
         <w:drawing>
+          <wp:inline distB="0" distT="0" distL="0" distR="0">
+            <wp:extent cx="5029200" cy="2514600"/>
+            <wp:effectExtent b="0" l="0" r="0" t="0"/>
+            <wp:docPr id="7" name="image11.jpg"/>
+            <a:graphic>
+              <a:graphicData uri="http://schemas.openxmlformats.org/drawingml/2006/picture">
+                <pic:pic>
+                  <pic:nvPicPr>
+                    <pic:cNvPr id="0" name="image11.jpg"/>
+                    <pic:cNvPicPr preferRelativeResize="0"/>
+                  </pic:nvPicPr>
+                  <pic:blipFill>
+                    <a:blip r:embed="rId11"/>
+                    <a:srcRect b="0" l="0" r="0" t="0"/>
+                    <a:stretch>
+                      <a:fillRect/>
+                    </a:stretch>
+                  </pic:blipFill>
+                  <pic:spPr>
+                    <a:xfrm>
+                      <a:off x="0" y="0"/>
+                      <a:ext cx="5029200" cy="2514600"/>
+                    </a:xfrm>
+                    <a:prstGeom prst="rect"/>
+                    <a:ln/>
+                  </pic:spPr>
+                </pic:pic>
+              </a:graphicData>
+            </a:graphic>
+          </wp:inline>
+        </w:drawing>
+      </w:r>
+      <w:r>
+        <w:rPr>
+          <w:rtl w:val="0"/>
+        </w:rPr>
+      </w:r>
+    </w:p>
+    <w:p>
+      <w:pPr>
+        <w:spacing w:after="160" w:before="40" w:lineRule="auto"/>
+        <w:rPr>
+          <w:rFonts w:ascii="Times New Roman" w:cs="Times New Roman" w:eastAsia="Times New Roman" w:hAnsi="Times New Roman"/>
+        </w:rPr>
+      </w:pPr>
+      <w:r>
+        <w:rPr>
+          <w:rFonts w:ascii="Times New Roman" w:cs="Times New Roman" w:eastAsia="Times New Roman" w:hAnsi="Times New Roman"/>
+          <w:b w:val="1"/>
+          <w:bCs w:val="1"/>
+          <w:sz w:val="20"/>
+          <w:szCs w:val="20"/>
+          <w:rtl w:val="0"/>
+        </w:rPr>
+        <w:t xml:space="preserve">Figure 1.</w:t>
+      </w:r>
+      <w:r>
+        <w:rPr>
+          <w:rFonts w:ascii="Times New Roman" w:cs="Times New Roman" w:eastAsia="Times New Roman" w:hAnsi="Times New Roman"/>
+          <w:sz w:val="20"/>
+          <w:szCs w:val="20"/>
+          <w:rtl w:val="0"/>
+        </w:rPr>
+        <w:t xml:space="preserve"> Success rate on Game of 24 (n = 100, b = 5). Unbatched ToT on both Gemini models exceeds GPT-4’s 74%. Batching collapses Gemini 2.5; the tiebreaker partially recovers it at zero cost.</w:t>
+      </w:r>
+      <w:r>
+        <w:rPr>
+          <w:rtl w:val="0"/>
+        </w:rPr>
+      </w:r>
+    </w:p>
+    <w:p>
+      <w:pPr>
+        <w:spacing w:after="20" w:before="100" w:lineRule="auto"/>
+        <w:jc w:val="center"/>
+        <w:rPr>
+          <w:rFonts w:ascii="Times New Roman" w:cs="Times New Roman" w:eastAsia="Times New Roman" w:hAnsi="Times New Roman"/>
+        </w:rPr>
+      </w:pPr>
+      <w:r>
+        <w:rPr>
+          <w:rFonts w:ascii="Times New Roman" w:cs="Times New Roman" w:eastAsia="Times New Roman" w:hAnsi="Times New Roman"/>
+        </w:rPr>
+        <w:drawing>
+          <wp:inline distB="0" distT="0" distL="0" distR="0">
+            <wp:extent cx="5233988" cy="1807614"/>
+            <wp:effectExtent b="0" l="0" r="0" t="0"/>
+            <wp:docPr id="6" name="image3.png"/>
+            <a:graphic>
+              <a:graphicData uri="http://schemas.openxmlformats.org/drawingml/2006/picture">
+                <pic:pic>
+                  <pic:nvPicPr>
+                    <pic:cNvPr id="0" name="image3.png"/>
+                    <pic:cNvPicPr preferRelativeResize="0"/>
+                  </pic:nvPicPr>
+                  <pic:blipFill>
+                    <a:blip r:embed="rId12"/>
+                    <a:srcRect b="21393" l="0" r="0" t="18358"/>
+                    <a:stretch>
+                      <a:fillRect/>
+                    </a:stretch>
+                  </pic:blipFill>
+                  <pic:spPr>
+                    <a:xfrm>
+                      <a:off x="0" y="0"/>
+                      <a:ext cx="5233988" cy="1807614"/>
+                    </a:xfrm>
+                    <a:prstGeom prst="rect"/>
+                    <a:ln/>
+                  </pic:spPr>
+                </pic:pic>
+              </a:graphicData>
+            </a:graphic>
+          </wp:inline>
+        </w:drawing>
+      </w:r>
+      <w:r>
+        <w:rPr>
+          <w:rtl w:val="0"/>
+        </w:rPr>
+      </w:r>
+    </w:p>
+    <w:p>
+      <w:pPr>
+        <w:spacing w:after="160" w:before="40" w:lineRule="auto"/>
+        <w:rPr>
+          <w:rFonts w:ascii="Times New Roman" w:cs="Times New Roman" w:eastAsia="Times New Roman" w:hAnsi="Times New Roman"/>
+        </w:rPr>
+      </w:pPr>
+      <w:r>
+        <w:rPr>
+          <w:rFonts w:ascii="Times New Roman" w:cs="Times New Roman" w:eastAsia="Times New Roman" w:hAnsi="Times New Roman"/>
+          <w:b w:val="1"/>
+          <w:bCs w:val="1"/>
+          <w:sz w:val="20"/>
+          <w:szCs w:val="20"/>
+          <w:rtl w:val="0"/>
+        </w:rPr>
+        <w:t xml:space="preserve">Table 1.</w:t>
+      </w:r>
+      <w:r>
+        <w:rPr>
+          <w:rFonts w:ascii="Times New Roman" w:cs="Times New Roman" w:eastAsia="Times New Roman" w:hAnsi="Times New Roman"/>
+          <w:sz w:val="20"/>
+          <w:szCs w:val="20"/>
+          <w:rtl w:val="0"/>
+        </w:rPr>
+        <w:t xml:space="preserve"> Cost of unbatching for ToT (b = 5). Unbatching costs 3–4× more. Gemini 3.1 thinking tokens make unbatching 4.6× more expensive.</w:t>
+      </w:r>
+      <w:r>
+        <w:rPr>
+          <w:rtl w:val="0"/>
+        </w:rPr>
+      </w:r>
+    </w:p>
+    <w:p>
+      <w:pPr>
+        <w:spacing w:after="20" w:before="100" w:lineRule="auto"/>
+        <w:jc w:val="center"/>
+        <w:rPr>
+          <w:rFonts w:ascii="Times New Roman" w:cs="Times New Roman" w:eastAsia="Times New Roman" w:hAnsi="Times New Roman"/>
+        </w:rPr>
+      </w:pPr>
+      <w:r>
+        <w:rPr>
+          <w:rFonts w:ascii="Times New Roman" w:cs="Times New Roman" w:eastAsia="Times New Roman" w:hAnsi="Times New Roman"/>
+        </w:rPr>
+        <w:drawing>
+          <wp:inline distB="0" distT="0" distL="0" distR="0">
+            <wp:extent cx="4510088" cy="2711422"/>
+            <wp:effectExtent b="0" l="0" r="0" t="0"/>
+            <wp:docPr id="8" name="image14.jpg"/>
+            <a:graphic>
+              <a:graphicData uri="http://schemas.openxmlformats.org/drawingml/2006/picture">
+                <pic:pic>
+                  <pic:nvPicPr>
+                    <pic:cNvPr id="0" name="image14.jpg"/>
+                    <pic:cNvPicPr preferRelativeResize="0"/>
+                  </pic:nvPicPr>
+                  <pic:blipFill>
+                    <a:blip r:embed="rId13"/>
+                    <a:srcRect b="0" l="0" r="0" t="0"/>
+                    <a:stretch>
+                      <a:fillRect/>
+                    </a:stretch>
+                  </pic:blipFill>
+                  <pic:spPr>
+                    <a:xfrm>
+                      <a:off x="0" y="0"/>
+                      <a:ext cx="4510088" cy="2711422"/>
+                    </a:xfrm>
+                    <a:prstGeom prst="rect"/>
+                    <a:ln/>
+                  </pic:spPr>
+                </pic:pic>
+              </a:graphicData>
+            </a:graphic>
+          </wp:inline>
+        </w:drawing>
+      </w:r>
+      <w:r>
+        <w:rPr>
+          <w:rtl w:val="0"/>
+        </w:rPr>
+      </w:r>
+    </w:p>
+    <w:p>
+      <w:pPr>
+        <w:spacing w:after="160" w:before="40" w:lineRule="auto"/>
+        <w:rPr>
+          <w:rFonts w:ascii="Times New Roman" w:cs="Times New Roman" w:eastAsia="Times New Roman" w:hAnsi="Times New Roman"/>
+        </w:rPr>
+      </w:pPr>
+      <w:r>
+        <w:rPr>
+          <w:rFonts w:ascii="Times New Roman" w:cs="Times New Roman" w:eastAsia="Times New Roman" w:hAnsi="Times New Roman"/>
+          <w:b w:val="1"/>
+          <w:bCs w:val="1"/>
+          <w:sz w:val="20"/>
+          <w:szCs w:val="20"/>
+          <w:rtl w:val="0"/>
+        </w:rPr>
+        <w:t xml:space="preserve">Figure 2.</w:t>
+      </w:r>
+      <w:r>
+        <w:rPr>
+          <w:rFonts w:ascii="Times New Roman" w:cs="Times New Roman" w:eastAsia="Times New Roman" w:hAnsi="Times New Roman"/>
+          <w:sz w:val="20"/>
+          <w:szCs w:val="20"/>
+          <w:rtl w:val="0"/>
+        </w:rPr>
+        <w:t xml:space="preserve"> Evaluator verdict distribution at BFS depth 0. Batching causes Gemini 2.5 to vote “impossible” on 66% of candidates (vs. 0% unbatched). Gemini 3.1’s thinking resists: 62% “sure” even when batched.</w:t>
+      </w:r>
+      <w:r>
+        <w:rPr>
+          <w:rtl w:val="0"/>
+        </w:rPr>
+      </w:r>
+    </w:p>
+    <w:p>
+      <w:pPr>
+        <w:spacing w:after="20" w:before="100" w:lineRule="auto"/>
+        <w:jc w:val="center"/>
+        <w:rPr>
+          <w:rFonts w:ascii="Times New Roman" w:cs="Times New Roman" w:eastAsia="Times New Roman" w:hAnsi="Times New Roman"/>
+        </w:rPr>
+      </w:pPr>
+      <w:r>
+        <w:rPr>
+          <w:rFonts w:ascii="Times New Roman" w:cs="Times New Roman" w:eastAsia="Times New Roman" w:hAnsi="Times New Roman"/>
+        </w:rPr>
+        <w:drawing>
           <wp:inline distB="114300" distT="114300" distL="114300" distR="114300">
             <wp:extent cx="6309360" cy="2273300"/>
             <wp:effectExtent b="0" l="0" r="0" t="0"/>
-            <wp:docPr id="13" name="image12.png"/>
+            <wp:docPr id="14" name="image12.png"/>
             <a:graphic>
               <a:graphicData uri="http://schemas.openxmlformats.org/drawingml/2006/picture">
                 <pic:pic>
@@ -911,7 +1170,7 @@
                     <pic:cNvPicPr preferRelativeResize="0"/>
                   </pic:nvPicPr>
                   <pic:blipFill>
-                    <a:blip r:embed="rId11"/>
+                    <a:blip r:embed="rId14"/>
                     <a:srcRect b="0" l="0" r="0" t="0"/>
                     <a:stretch>
                       <a:fillRect/>
@@ -953,16 +1212,16 @@
           <w:szCs w:val="20"/>
           <w:rtl w:val="0"/>
         </w:rPr>
-        <w:t xml:space="preserve">Figure 1.</w:t>
-      </w:r>
-      <w:r>
-        <w:rPr>
-          <w:rFonts w:ascii="Times New Roman" w:cs="Times New Roman" w:eastAsia="Times New Roman" w:hAnsi="Times New Roman"/>
-          <w:sz w:val="20"/>
-          <w:szCs w:val="20"/>
-          <w:rtl w:val="0"/>
-        </w:rPr>
-        <w:t xml:space="preserve"> Success rate on Game of 24 (n = 100, b = 5). Unbatched ToT on both Gemini models exceeds GPT-4’s 74%. Batching collapses Gemini 2.5; the tiebreaker partially recovers it at zero cost.</w:t>
+        <w:t xml:space="preserve">Table 2.</w:t>
+      </w:r>
+      <w:r>
+        <w:rPr>
+          <w:rFonts w:ascii="Times New Roman" w:cs="Times New Roman" w:eastAsia="Times New Roman" w:hAnsi="Times New Roman"/>
+          <w:sz w:val="20"/>
+          <w:szCs w:val="20"/>
+          <w:rtl w:val="0"/>
+        </w:rPr>
+        <w:t xml:space="preserve"> Mini Crosswords results: average success rate (%) over 5 runs of 20 puzzle games. Gemini 3.1 matches or exceeds GPT-4 on all metrics.</w:t>
       </w:r>
       <w:r>
         <w:rPr>
@@ -984,266 +1243,14 @@
         </w:rPr>
         <w:drawing>
           <wp:inline distB="0" distT="0" distL="0" distR="0">
-            <wp:extent cx="5547163" cy="1914508"/>
+            <wp:extent cx="5667375" cy="2143125"/>
             <wp:effectExtent b="0" l="0" r="0" t="0"/>
-            <wp:docPr id="5" name="image9.png"/>
+            <wp:docPr id="9" name="image13.jpg"/>
             <a:graphic>
               <a:graphicData uri="http://schemas.openxmlformats.org/drawingml/2006/picture">
                 <pic:pic>
                   <pic:nvPicPr>
-                    <pic:cNvPr id="0" name="image9.png"/>
-                    <pic:cNvPicPr preferRelativeResize="0"/>
-                  </pic:nvPicPr>
-                  <pic:blipFill>
-                    <a:blip r:embed="rId12"/>
-                    <a:srcRect b="21393" l="0" r="0" t="18358"/>
-                    <a:stretch>
-                      <a:fillRect/>
-                    </a:stretch>
-                  </pic:blipFill>
-                  <pic:spPr>
-                    <a:xfrm>
-                      <a:off x="0" y="0"/>
-                      <a:ext cx="5547163" cy="1914508"/>
-                    </a:xfrm>
-                    <a:prstGeom prst="rect"/>
-                    <a:ln/>
-                  </pic:spPr>
-                </pic:pic>
-              </a:graphicData>
-            </a:graphic>
-          </wp:inline>
-        </w:drawing>
-      </w:r>
-      <w:r>
-        <w:rPr>
-          <w:rtl w:val="0"/>
-        </w:rPr>
-      </w:r>
-    </w:p>
-    <w:p>
-      <w:pPr>
-        <w:spacing w:after="160" w:before="40" w:lineRule="auto"/>
-        <w:rPr>
-          <w:rFonts w:ascii="Times New Roman" w:cs="Times New Roman" w:eastAsia="Times New Roman" w:hAnsi="Times New Roman"/>
-        </w:rPr>
-      </w:pPr>
-      <w:r>
-        <w:rPr>
-          <w:rFonts w:ascii="Times New Roman" w:cs="Times New Roman" w:eastAsia="Times New Roman" w:hAnsi="Times New Roman"/>
-          <w:b w:val="1"/>
-          <w:bCs w:val="1"/>
-          <w:sz w:val="20"/>
-          <w:szCs w:val="20"/>
-          <w:rtl w:val="0"/>
-        </w:rPr>
-        <w:t xml:space="preserve">Table 1.</w:t>
-      </w:r>
-      <w:r>
-        <w:rPr>
-          <w:rFonts w:ascii="Times New Roman" w:cs="Times New Roman" w:eastAsia="Times New Roman" w:hAnsi="Times New Roman"/>
-          <w:sz w:val="20"/>
-          <w:szCs w:val="20"/>
-          <w:rtl w:val="0"/>
-        </w:rPr>
-        <w:t xml:space="preserve"> Cost of unbatching for ToT (b = 5). Unbatching costs 3–4× more. Gemini 3.1 thinking tokens make unbatching 4.6× more expensive.</w:t>
-      </w:r>
-      <w:r>
-        <w:rPr>
-          <w:rtl w:val="0"/>
-        </w:rPr>
-      </w:r>
-    </w:p>
-    <w:p>
-      <w:pPr>
-        <w:spacing w:after="20" w:before="100" w:lineRule="auto"/>
-        <w:jc w:val="center"/>
-        <w:rPr>
-          <w:rFonts w:ascii="Times New Roman" w:cs="Times New Roman" w:eastAsia="Times New Roman" w:hAnsi="Times New Roman"/>
-        </w:rPr>
-      </w:pPr>
-      <w:r>
-        <w:rPr>
-          <w:rFonts w:ascii="Times New Roman" w:cs="Times New Roman" w:eastAsia="Times New Roman" w:hAnsi="Times New Roman"/>
-        </w:rPr>
-        <w:drawing>
-          <wp:inline distB="0" distT="0" distL="0" distR="0">
-            <wp:extent cx="5029200" cy="3019425"/>
-            <wp:effectExtent b="0" l="0" r="0" t="0"/>
-            <wp:docPr id="7" name="image11.jpg"/>
-            <a:graphic>
-              <a:graphicData uri="http://schemas.openxmlformats.org/drawingml/2006/picture">
-                <pic:pic>
-                  <pic:nvPicPr>
-                    <pic:cNvPr id="0" name="image11.jpg"/>
-                    <pic:cNvPicPr preferRelativeResize="0"/>
-                  </pic:nvPicPr>
-                  <pic:blipFill>
-                    <a:blip r:embed="rId13"/>
-                    <a:srcRect b="0" l="0" r="0" t="0"/>
-                    <a:stretch>
-                      <a:fillRect/>
-                    </a:stretch>
-                  </pic:blipFill>
-                  <pic:spPr>
-                    <a:xfrm>
-                      <a:off x="0" y="0"/>
-                      <a:ext cx="5029200" cy="3019425"/>
-                    </a:xfrm>
-                    <a:prstGeom prst="rect"/>
-                    <a:ln/>
-                  </pic:spPr>
-                </pic:pic>
-              </a:graphicData>
-            </a:graphic>
-          </wp:inline>
-        </w:drawing>
-      </w:r>
-      <w:r>
-        <w:rPr>
-          <w:rtl w:val="0"/>
-        </w:rPr>
-      </w:r>
-    </w:p>
-    <w:p>
-      <w:pPr>
-        <w:spacing w:after="160" w:before="40" w:lineRule="auto"/>
-        <w:rPr>
-          <w:rFonts w:ascii="Times New Roman" w:cs="Times New Roman" w:eastAsia="Times New Roman" w:hAnsi="Times New Roman"/>
-        </w:rPr>
-      </w:pPr>
-      <w:r>
-        <w:rPr>
-          <w:rFonts w:ascii="Times New Roman" w:cs="Times New Roman" w:eastAsia="Times New Roman" w:hAnsi="Times New Roman"/>
-          <w:b w:val="1"/>
-          <w:bCs w:val="1"/>
-          <w:sz w:val="20"/>
-          <w:szCs w:val="20"/>
-          <w:rtl w:val="0"/>
-        </w:rPr>
-        <w:t xml:space="preserve">Figure 2.</w:t>
-      </w:r>
-      <w:r>
-        <w:rPr>
-          <w:rFonts w:ascii="Times New Roman" w:cs="Times New Roman" w:eastAsia="Times New Roman" w:hAnsi="Times New Roman"/>
-          <w:sz w:val="20"/>
-          <w:szCs w:val="20"/>
-          <w:rtl w:val="0"/>
-        </w:rPr>
-        <w:t xml:space="preserve"> Evaluator verdict distribution at BFS depth 0. Batching causes Gemini 2.5 to vote “impossible” on 66% of candidates (vs. 0% unbatched). Gemini 3.1’s thinking resists: 62% “sure” even when batched.</w:t>
-      </w:r>
-      <w:r>
-        <w:rPr>
-          <w:rtl w:val="0"/>
-        </w:rPr>
-      </w:r>
-    </w:p>
-    <w:p>
-      <w:pPr>
-        <w:spacing w:after="20" w:before="100" w:lineRule="auto"/>
-        <w:jc w:val="center"/>
-        <w:rPr>
-          <w:rFonts w:ascii="Times New Roman" w:cs="Times New Roman" w:eastAsia="Times New Roman" w:hAnsi="Times New Roman"/>
-        </w:rPr>
-      </w:pPr>
-      <w:r>
-        <w:rPr>
-          <w:rFonts w:ascii="Times New Roman" w:cs="Times New Roman" w:eastAsia="Times New Roman" w:hAnsi="Times New Roman"/>
-        </w:rPr>
-        <w:drawing>
-          <wp:inline distB="0" distT="0" distL="0" distR="0">
-            <wp:extent cx="5029200" cy="2514600"/>
-            <wp:effectExtent b="0" l="0" r="0" t="0"/>
-            <wp:docPr id="6" name="image2.jpg"/>
-            <a:graphic>
-              <a:graphicData uri="http://schemas.openxmlformats.org/drawingml/2006/picture">
-                <pic:pic>
-                  <pic:nvPicPr>
-                    <pic:cNvPr id="0" name="image2.jpg"/>
-                    <pic:cNvPicPr preferRelativeResize="0"/>
-                  </pic:nvPicPr>
-                  <pic:blipFill>
-                    <a:blip r:embed="rId14"/>
-                    <a:srcRect b="0" l="0" r="0" t="0"/>
-                    <a:stretch>
-                      <a:fillRect/>
-                    </a:stretch>
-                  </pic:blipFill>
-                  <pic:spPr>
-                    <a:xfrm>
-                      <a:off x="0" y="0"/>
-                      <a:ext cx="5029200" cy="2514600"/>
-                    </a:xfrm>
-                    <a:prstGeom prst="rect"/>
-                    <a:ln/>
-                  </pic:spPr>
-                </pic:pic>
-              </a:graphicData>
-            </a:graphic>
-          </wp:inline>
-        </w:drawing>
-      </w:r>
-      <w:r>
-        <w:rPr>
-          <w:rtl w:val="0"/>
-        </w:rPr>
-      </w:r>
-    </w:p>
-    <w:p>
-      <w:pPr>
-        <w:spacing w:after="160" w:before="40" w:lineRule="auto"/>
-        <w:rPr>
-          <w:rFonts w:ascii="Times New Roman" w:cs="Times New Roman" w:eastAsia="Times New Roman" w:hAnsi="Times New Roman"/>
-        </w:rPr>
-      </w:pPr>
-      <w:r>
-        <w:rPr>
-          <w:rFonts w:ascii="Times New Roman" w:cs="Times New Roman" w:eastAsia="Times New Roman" w:hAnsi="Times New Roman"/>
-          <w:b w:val="1"/>
-          <w:bCs w:val="1"/>
-          <w:sz w:val="20"/>
-          <w:szCs w:val="20"/>
-          <w:rtl w:val="0"/>
-        </w:rPr>
-        <w:t xml:space="preserve">Table 2.</w:t>
-      </w:r>
-      <w:r>
-        <w:rPr>
-          <w:rFonts w:ascii="Times New Roman" w:cs="Times New Roman" w:eastAsia="Times New Roman" w:hAnsi="Times New Roman"/>
-          <w:sz w:val="20"/>
-          <w:szCs w:val="20"/>
-          <w:rtl w:val="0"/>
-        </w:rPr>
-        <w:t xml:space="preserve"> Mini Crosswords results: average success rate (%) over 5 runs of 20 puzzle games. Gemini 3.1 matches or exceeds GPT-4 on all metrics.</w:t>
-      </w:r>
-      <w:r>
-        <w:rPr>
-          <w:rtl w:val="0"/>
-        </w:rPr>
-      </w:r>
-    </w:p>
-    <w:p>
-      <w:pPr>
-        <w:spacing w:after="20" w:before="100" w:lineRule="auto"/>
-        <w:jc w:val="center"/>
-        <w:rPr>
-          <w:rFonts w:ascii="Times New Roman" w:cs="Times New Roman" w:eastAsia="Times New Roman" w:hAnsi="Times New Roman"/>
-        </w:rPr>
-      </w:pPr>
-      <w:r>
-        <w:rPr>
-          <w:rFonts w:ascii="Times New Roman" w:cs="Times New Roman" w:eastAsia="Times New Roman" w:hAnsi="Times New Roman"/>
-        </w:rPr>
-        <w:drawing>
-          <wp:inline distB="0" distT="0" distL="0" distR="0">
-            <wp:extent cx="5667375" cy="2143125"/>
-            <wp:effectExtent b="0" l="0" r="0" t="0"/>
-            <wp:docPr id="8" name="image10.jpg"/>
-            <a:graphic>
-              <a:graphicData uri="http://schemas.openxmlformats.org/drawingml/2006/picture">
-                <pic:pic>
-                  <pic:nvPicPr>
-                    <pic:cNvPr id="0" name="image10.jpg"/>
+                    <pic:cNvPr id="0" name="image13.jpg"/>
                     <pic:cNvPicPr preferRelativeResize="0"/>
                   </pic:nvPicPr>
                   <pic:blipFill>
@@ -1320,14 +1327,14 @@
         </w:rPr>
         <w:drawing>
           <wp:inline distB="114300" distT="114300" distL="114300" distR="114300">
-            <wp:extent cx="3848100" cy="2102946"/>
+            <wp:extent cx="4830869" cy="2632330"/>
             <wp:effectExtent b="0" l="0" r="0" t="0"/>
-            <wp:docPr id="12" name="image7.png"/>
+            <wp:docPr id="15" name="image10.png"/>
             <a:graphic>
               <a:graphicData uri="http://schemas.openxmlformats.org/drawingml/2006/picture">
                 <pic:pic>
                   <pic:nvPicPr>
-                    <pic:cNvPr id="0" name="image7.png"/>
+                    <pic:cNvPr id="0" name="image10.png"/>
                     <pic:cNvPicPr preferRelativeResize="0"/>
                   </pic:nvPicPr>
                   <pic:blipFill>
@@ -1340,7 +1347,7 @@
                   <pic:spPr>
                     <a:xfrm>
                       <a:off x="0" y="0"/>
-                      <a:ext cx="3848100" cy="2102946"/>
+                      <a:ext cx="4830869" cy="2632330"/>
                     </a:xfrm>
                     <a:prstGeom prst="rect"/>
                     <a:ln/>
@@ -1406,12 +1413,12 @@
           <wp:inline distB="114300" distT="114300" distL="114300" distR="114300">
             <wp:extent cx="6309360" cy="2692400"/>
             <wp:effectExtent b="0" l="0" r="0" t="0"/>
-            <wp:docPr id="1" name="image4.png"/>
+            <wp:docPr id="1" name="image2.png"/>
             <a:graphic>
               <a:graphicData uri="http://schemas.openxmlformats.org/drawingml/2006/picture">
                 <pic:pic>
                   <pic:nvPicPr>
-                    <pic:cNvPr id="0" name="image4.png"/>
+                    <pic:cNvPr id="0" name="image2.png"/>
                     <pic:cNvPicPr preferRelativeResize="0"/>
                   </pic:nvPicPr>
                   <pic:blipFill>
@@ -1446,6 +1453,8 @@
         <w:spacing w:after="160" w:before="40" w:lineRule="auto"/>
         <w:rPr>
           <w:rFonts w:ascii="Times New Roman" w:cs="Times New Roman" w:eastAsia="Times New Roman" w:hAnsi="Times New Roman"/>
+          <w:sz w:val="20"/>
+          <w:szCs w:val="20"/>
         </w:rPr>
       </w:pPr>
       <w:r>
@@ -1466,40 +1475,53 @@
           <w:szCs w:val="20"/>
           <w:rtl w:val="0"/>
         </w:rPr>
-        <w:t xml:space="preserve"> Accuracy, search depth, and API-call composition across call shapes. Full batching cuts cost 65% for an 11pp game drop (35.0% → 24.0%); half batching holds the highest letter accuracy (77.6%).</w:t>
-      </w:r>
-      <w:r>
-        <w:rPr>
-          <w:rtl w:val="0"/>
-        </w:rPr>
-      </w:r>
-    </w:p>
-    <w:p>
-      <w:pPr>
-        <w:spacing w:after="20" w:before="100" w:lineRule="auto"/>
-        <w:jc w:val="center"/>
-        <w:rPr>
-          <w:rFonts w:ascii="Times New Roman" w:cs="Times New Roman" w:eastAsia="Times New Roman" w:hAnsi="Times New Roman"/>
-        </w:rPr>
-      </w:pPr>
-      <w:r>
-        <w:rPr>
-          <w:rFonts w:ascii="Times New Roman" w:cs="Times New Roman" w:eastAsia="Times New Roman" w:hAnsi="Times New Roman"/>
+        <w:t xml:space="preserve"> Accuracy, search depth, and API cost across call shapes. Full batching cuts cost by 65% but drops game accuracy from 35.0% to 24.0%. Half batching achieves the highest letter accuracy (77.6%).</w:t>
+      </w:r>
+    </w:p>
+    <w:p>
+      <w:pPr>
+        <w:spacing w:after="160" w:before="40" w:lineRule="auto"/>
+        <w:rPr>
+          <w:rFonts w:ascii="Times New Roman" w:cs="Times New Roman" w:eastAsia="Times New Roman" w:hAnsi="Times New Roman"/>
+          <w:sz w:val="20"/>
+          <w:szCs w:val="20"/>
+        </w:rPr>
+      </w:pPr>
+      <w:r>
+        <w:rPr>
+          <w:rtl w:val="0"/>
+        </w:rPr>
+      </w:r>
+    </w:p>
+    <w:p>
+      <w:pPr>
+        <w:spacing w:after="160" w:before="40" w:lineRule="auto"/>
+        <w:rPr>
+          <w:rFonts w:ascii="Times New Roman" w:cs="Times New Roman" w:eastAsia="Times New Roman" w:hAnsi="Times New Roman"/>
+          <w:sz w:val="20"/>
+          <w:szCs w:val="20"/>
+        </w:rPr>
+      </w:pPr>
+      <w:r>
+        <w:rPr>
+          <w:rFonts w:ascii="Times New Roman" w:cs="Times New Roman" w:eastAsia="Times New Roman" w:hAnsi="Times New Roman"/>
+          <w:sz w:val="20"/>
+          <w:szCs w:val="20"/>
         </w:rPr>
         <w:drawing>
           <wp:inline distB="114300" distT="114300" distL="114300" distR="114300">
-            <wp:extent cx="5943600" cy="974640"/>
+            <wp:extent cx="6309360" cy="1041400"/>
             <wp:effectExtent b="0" l="0" r="0" t="0"/>
-            <wp:docPr id="14" name="image14.png"/>
+            <wp:docPr id="13" name="image8.png"/>
             <a:graphic>
               <a:graphicData uri="http://schemas.openxmlformats.org/drawingml/2006/picture">
                 <pic:pic>
                   <pic:nvPicPr>
-                    <pic:cNvPr id="0" name="image14.png"/>
+                    <pic:cNvPr id="0" name="image8.png"/>
                     <pic:cNvPicPr preferRelativeResize="0"/>
                   </pic:nvPicPr>
                   <pic:blipFill>
-                    <a:blip r:embed="rId21"/>
+                    <a:blip r:embed="rId18"/>
                     <a:srcRect b="0" l="0" r="0" t="0"/>
                     <a:stretch>
                       <a:fillRect/>
@@ -1508,7 +1530,7 @@
                   <pic:spPr>
                     <a:xfrm>
                       <a:off x="0" y="0"/>
-                      <a:ext cx="5943600" cy="974640"/>
+                      <a:ext cx="6309360" cy="1041400"/>
                     </a:xfrm>
                     <a:prstGeom prst="rect"/>
                     <a:ln/>
@@ -1530,18 +1552,20 @@
         <w:spacing w:after="160" w:before="40" w:lineRule="auto"/>
         <w:rPr>
           <w:rFonts w:ascii="Times New Roman" w:cs="Times New Roman" w:eastAsia="Times New Roman" w:hAnsi="Times New Roman"/>
-        </w:rPr>
-      </w:pPr>
-      <w:r>
-        <w:rPr>
-          <w:rFonts w:ascii="Times New Roman" w:cs="Times New Roman" w:eastAsia="Times New Roman" w:hAnsi="Times New Roman"/>
-          <w:b w:val="1"/>
-          <w:bCs w:val="1"/>
-          <w:sz w:val="20"/>
-          <w:szCs w:val="20"/>
-          <w:rtl w:val="0"/>
-        </w:rPr>
-        <w:t xml:space="preserve">Table 3.</w:t>
+          <w:sz w:val="20"/>
+          <w:szCs w:val="20"/>
+        </w:rPr>
+      </w:pPr>
+      <w:r>
+        <w:rPr>
+          <w:rFonts w:ascii="Times New Roman" w:cs="Times New Roman" w:eastAsia="Times New Roman" w:hAnsi="Times New Roman"/>
+          <w:b w:val="1"/>
+          <w:bCs w:val="1"/>
+          <w:sz w:val="20"/>
+          <w:szCs w:val="20"/>
+          <w:rtl w:val="0"/>
+        </w:rPr>
+        <w:t xml:space="preserve">Table 3:</w:t>
       </w:r>
       <w:r>
         <w:rPr>
@@ -1552,38 +1576,36 @@
         </w:rPr>
         <w:t xml:space="preserve"> Unbatched (paper) vs. unbatched + value cache. The cache cuts value calls 38% and runtime 23%, and the +7pp game gain (40.0% vs. 33.0%) lies within the SE band.</w:t>
       </w:r>
-      <w:r>
-        <w:rPr>
-          <w:rtl w:val="0"/>
-        </w:rPr>
-      </w:r>
-    </w:p>
-    <w:p>
-      <w:pPr>
-        <w:spacing w:after="20" w:before="100" w:lineRule="auto"/>
-        <w:jc w:val="center"/>
-        <w:rPr>
-          <w:rFonts w:ascii="Times New Roman" w:cs="Times New Roman" w:eastAsia="Times New Roman" w:hAnsi="Times New Roman"/>
-        </w:rPr>
-      </w:pPr>
-      <w:r>
-        <w:rPr>
-          <w:rFonts w:ascii="Times New Roman" w:cs="Times New Roman" w:eastAsia="Times New Roman" w:hAnsi="Times New Roman"/>
+    </w:p>
+    <w:p>
+      <w:pPr>
+        <w:spacing w:after="160" w:before="40" w:lineRule="auto"/>
+        <w:rPr>
+          <w:rFonts w:ascii="Times New Roman" w:cs="Times New Roman" w:eastAsia="Times New Roman" w:hAnsi="Times New Roman"/>
+          <w:sz w:val="20"/>
+          <w:szCs w:val="20"/>
+        </w:rPr>
+      </w:pPr>
+      <w:r>
+        <w:rPr>
+          <w:rFonts w:ascii="Times New Roman" w:cs="Times New Roman" w:eastAsia="Times New Roman" w:hAnsi="Times New Roman"/>
+          <w:sz w:val="20"/>
+          <w:szCs w:val="20"/>
         </w:rPr>
         <w:drawing>
           <wp:inline distB="114300" distT="114300" distL="114300" distR="114300">
-            <wp:extent cx="4572000" cy="1544000"/>
+            <wp:extent cx="6309360" cy="2133600"/>
             <wp:effectExtent b="0" l="0" r="0" t="0"/>
-            <wp:docPr id="15" name="image15.png"/>
+            <wp:docPr id="3" name="image1.png"/>
             <a:graphic>
               <a:graphicData uri="http://schemas.openxmlformats.org/drawingml/2006/picture">
                 <pic:pic>
                   <pic:nvPicPr>
-                    <pic:cNvPr id="0" name="image15.png"/>
+                    <pic:cNvPr id="0" name="image1.png"/>
                     <pic:cNvPicPr preferRelativeResize="0"/>
                   </pic:nvPicPr>
                   <pic:blipFill>
-                    <a:blip r:embed="rId22"/>
+                    <a:blip r:embed="rId19"/>
                     <a:srcRect b="0" l="0" r="0" t="0"/>
                     <a:stretch>
                       <a:fillRect/>
@@ -1592,7 +1614,7 @@
                   <pic:spPr>
                     <a:xfrm>
                       <a:off x="0" y="0"/>
-                      <a:ext cx="4572000" cy="1544000"/>
+                      <a:ext cx="6309360" cy="2133600"/>
                     </a:xfrm>
                     <a:prstGeom prst="rect"/>
                     <a:ln/>
@@ -1614,28 +1636,58 @@
         <w:spacing w:after="160" w:before="40" w:lineRule="auto"/>
         <w:rPr>
           <w:rFonts w:ascii="Times New Roman" w:cs="Times New Roman" w:eastAsia="Times New Roman" w:hAnsi="Times New Roman"/>
-        </w:rPr>
-      </w:pPr>
-      <w:r>
-        <w:rPr>
-          <w:rFonts w:ascii="Times New Roman" w:cs="Times New Roman" w:eastAsia="Times New Roman" w:hAnsi="Times New Roman"/>
-          <w:b w:val="1"/>
-          <w:bCs w:val="1"/>
-          <w:sz w:val="20"/>
-          <w:szCs w:val="20"/>
-          <w:rtl w:val="0"/>
-        </w:rPr>
-        <w:t xml:space="preserve">Table 4.</w:t>
-      </w:r>
-      <w:r>
-        <w:rPr>
-          <w:rFonts w:ascii="Times New Roman" w:cs="Times New Roman" w:eastAsia="Times New Roman" w:hAnsi="Times New Roman"/>
-          <w:sz w:val="20"/>
-          <w:szCs w:val="20"/>
-          <w:rtl w:val="0"/>
-        </w:rPr>
-        <w:t xml:space="preserve"> Cost-vs-accuracy tier summary across the crossword study. Unbatched + cache Pareto-dominates the paper-strict configuration on both axes.</w:t>
-      </w:r>
+          <w:sz w:val="20"/>
+          <w:szCs w:val="20"/>
+        </w:rPr>
+      </w:pPr>
+      <w:r>
+        <w:rPr>
+          <w:rFonts w:ascii="Times New Roman" w:cs="Times New Roman" w:eastAsia="Times New Roman" w:hAnsi="Times New Roman"/>
+          <w:b w:val="1"/>
+          <w:bCs w:val="1"/>
+          <w:sz w:val="20"/>
+          <w:szCs w:val="20"/>
+          <w:rtl w:val="0"/>
+        </w:rPr>
+        <w:t xml:space="preserve">Table 4</w:t>
+      </w:r>
+      <w:r>
+        <w:rPr>
+          <w:rFonts w:ascii="Times New Roman" w:cs="Times New Roman" w:eastAsia="Times New Roman" w:hAnsi="Times New Roman"/>
+          <w:sz w:val="20"/>
+          <w:szCs w:val="20"/>
+          <w:rtl w:val="0"/>
+        </w:rPr>
+        <w:t xml:space="preserve">. Cost-vs-accuracy tier summary across the crossword study. Unbatched + cache Pareto-dominates the paper-strict configuration on both axes.</w:t>
+      </w:r>
+    </w:p>
+    <w:p>
+      <w:pPr>
+        <w:spacing w:after="160" w:before="40" w:lineRule="auto"/>
+        <w:rPr>
+          <w:rFonts w:ascii="Times New Roman" w:cs="Times New Roman" w:eastAsia="Times New Roman" w:hAnsi="Times New Roman"/>
+          <w:sz w:val="20"/>
+          <w:szCs w:val="20"/>
+        </w:rPr>
+      </w:pPr>
+      <w:r>
+        <w:br w:type="page"/>
+      </w:r>
+      <w:r>
+        <w:rPr>
+          <w:rtl w:val="0"/>
+        </w:rPr>
+      </w:r>
+    </w:p>
+    <w:p>
+      <w:pPr>
+        <w:spacing w:after="160" w:before="40" w:lineRule="auto"/>
+        <w:rPr>
+          <w:rFonts w:ascii="Times New Roman" w:cs="Times New Roman" w:eastAsia="Times New Roman" w:hAnsi="Times New Roman"/>
+          <w:sz w:val="20"/>
+          <w:szCs w:val="20"/>
+        </w:rPr>
+      </w:pPr>
       <w:r>
         <w:rPr>
           <w:rtl w:val="0"/>
@@ -1658,16 +1710,16 @@
           <wp:inline distB="0" distT="0" distL="0" distR="0">
             <wp:extent cx="4572000" cy="2486025"/>
             <wp:effectExtent b="0" l="0" r="0" t="0"/>
-            <wp:docPr id="9" name="image13.png"/>
+            <wp:docPr id="10" name="image15.png"/>
             <a:graphic>
               <a:graphicData uri="http://schemas.openxmlformats.org/drawingml/2006/picture">
                 <pic:pic>
                   <pic:nvPicPr>
-                    <pic:cNvPr id="0" name="image13.png"/>
+                    <pic:cNvPr id="0" name="image15.png"/>
                     <pic:cNvPicPr preferRelativeResize="0"/>
                   </pic:nvPicPr>
                   <pic:blipFill>
-                    <a:blip r:embed="rId18"/>
+                    <a:blip r:embed="rId20"/>
                     <a:srcRect b="0" l="0" r="0" t="0"/>
                     <a:stretch>
                       <a:fillRect/>
@@ -1742,16 +1794,16 @@
           <wp:inline distB="0" distT="0" distL="0" distR="0">
             <wp:extent cx="4036185" cy="2378033"/>
             <wp:effectExtent b="0" l="0" r="0" t="0"/>
-            <wp:docPr id="10" name="image6.png"/>
+            <wp:docPr id="11" name="image9.png"/>
             <a:graphic>
               <a:graphicData uri="http://schemas.openxmlformats.org/drawingml/2006/picture">
                 <pic:pic>
                   <pic:nvPicPr>
-                    <pic:cNvPr id="0" name="image6.png"/>
+                    <pic:cNvPr id="0" name="image9.png"/>
                     <pic:cNvPicPr preferRelativeResize="0"/>
                   </pic:nvPicPr>
                   <pic:blipFill>
-                    <a:blip r:embed="rId19"/>
+                    <a:blip r:embed="rId21"/>
                     <a:srcRect b="0" l="0" r="0" t="0"/>
                     <a:stretch>
                       <a:fillRect/>
@@ -1824,18 +1876,18 @@
         </w:rPr>
         <w:drawing>
           <wp:inline distB="0" distT="0" distL="0" distR="0">
-            <wp:extent cx="4114800" cy="2428875"/>
+            <wp:extent cx="3614738" cy="2132504"/>
             <wp:effectExtent b="0" l="0" r="0" t="0"/>
-            <wp:docPr id="11" name="image3.png"/>
+            <wp:docPr id="12" name="image4.png"/>
             <a:graphic>
               <a:graphicData uri="http://schemas.openxmlformats.org/drawingml/2006/picture">
                 <pic:pic>
                   <pic:nvPicPr>
-                    <pic:cNvPr id="0" name="image3.png"/>
+                    <pic:cNvPr id="0" name="image4.png"/>
                     <pic:cNvPicPr preferRelativeResize="0"/>
                   </pic:nvPicPr>
                   <pic:blipFill>
-                    <a:blip r:embed="rId20"/>
+                    <a:blip r:embed="rId22"/>
                     <a:srcRect b="0" l="0" r="0" t="0"/>
                     <a:stretch>
                       <a:fillRect/>
@@ -1844,7 +1896,7 @@
                   <pic:spPr>
                     <a:xfrm>
                       <a:off x="0" y="0"/>
-                      <a:ext cx="4114800" cy="2428875"/>
+                      <a:ext cx="3614738" cy="2132504"/>
                     </a:xfrm>
                     <a:prstGeom prst="rect"/>
                     <a:ln/>
@@ -2768,7 +2820,7 @@
 
 <file path=customXML/item1.xml><?xml version="1.0" encoding="utf-8"?>
 <go:gDocsCustomXmlDataStorage xmlns:go="http://customooxmlschemas.google.com/" xmlns:r="http://schemas.openxmlformats.org/officeDocument/2006/relationships" uri="GoogleDocsCustomDataVersion2">
-  <go:docsCustomData xmlns:go="http://customooxmlschemas.google.com/" roundtripDataSignature="AMtx7mi4/EWESc8GoEEpNd1dqWUCbF1DCA==">CgMxLjAaIwoBMBIeChwIB0IYCg9UaW1lcyBOZXcgUm9tYW4SBUNhcmRvOAByITFPeTE5TndXc0k4X25peThFQmJ5T21DUlVlcW05eTIyXw==</go:docsCustomData>
+  <go:docsCustomData xmlns:go="http://customooxmlschemas.google.com/" roundtripDataSignature="AMtx7mh0lpPYubG7q+8UU5Z3T8vXOzLT9g==">CgMxLjAaIwoBMBIeChwIB0IYCg9UaW1lcyBOZXcgUm9tYW4SBUNhcmRvGiUKATESIAoeCAdCGgoPVGltZXMgTmV3IFJvbWFuEgdHdW5nc3VoGiUKATISIAoeCAdCGgoPVGltZXMgTmV3IFJvbWFuEgdHdW5nc3VoOAByITFPeTE5TndXc0k4X25peThFQmJ5T21DUlVlcW05eTIyXw==</go:docsCustomData>
 </go:gDocsCustomXmlDataStorage>
 </file>
 
